--- a/resume/IanTaiAhn_Resume.docx
+++ b/resume/IanTaiAhn_Resume.docx
@@ -4,115 +4,272 @@
   <w:body>
     <w:p>
       <w:pPr>
-        <w:spacing w:after="30"/>
+        <w:spacing w:after="20"/>
         <w:jc w:val="center"/>
-      </w:pPr>
-      <w:r>
-        <w:rPr>
+        <w:rPr>
+          <w:rFonts w:ascii="Calibri" w:hAnsi="Calibri" w:cs="Calibri"/>
+        </w:rPr>
+      </w:pPr>
+      <w:r>
+        <w:rPr>
+          <w:rFonts w:ascii="Calibri" w:eastAsia="Calibri" w:hAnsi="Calibri" w:cs="Calibri"/>
           <w:b/>
           <w:bCs/>
-          <w:sz w:val="32"/>
-          <w:szCs w:val="32"/>
-        </w:rPr>
-        <w:t>Ian Tai Ahn</w:t>
-      </w:r>
-    </w:p>
-    <w:p>
-      <w:pPr>
-        <w:spacing w:after="15"/>
+          <w:color w:val="1F3864"/>
+          <w:sz w:val="30"/>
+          <w:szCs w:val="30"/>
+        </w:rPr>
+        <w:t>IAN TAI AHN</w:t>
+      </w:r>
+    </w:p>
+    <w:p>
+      <w:pPr>
+        <w:spacing w:after="40"/>
         <w:jc w:val="center"/>
-      </w:pPr>
-      <w:r>
-        <w:rPr>
-          <w:color w:val="555555"/>
-        </w:rPr>
-        <w:t xml:space="preserve">Ogden, UT  |  (385) 208-8789  |  </w:t>
+        <w:rPr>
+          <w:rFonts w:ascii="Calibri" w:hAnsi="Calibri" w:cs="Calibri"/>
+        </w:rPr>
+      </w:pPr>
+      <w:r>
+        <w:rPr>
+          <w:rFonts w:ascii="Calibri" w:eastAsia="Calibri" w:hAnsi="Calibri" w:cs="Calibri"/>
+          <w:i/>
+          <w:iCs/>
+          <w:color w:val="222222"/>
+          <w:sz w:val="21"/>
+          <w:szCs w:val="21"/>
+        </w:rPr>
+        <w:t>Software Engineer, Data Science M.S</w:t>
+      </w:r>
+    </w:p>
+    <w:p>
+      <w:pPr>
+        <w:jc w:val="center"/>
+        <w:rPr>
+          <w:rFonts w:ascii="Calibri" w:hAnsi="Calibri" w:cs="Calibri"/>
+        </w:rPr>
+      </w:pPr>
+      <w:r>
+        <w:rPr>
+          <w:rFonts w:ascii="Calibri" w:eastAsia="Calibri" w:hAnsi="Calibri" w:cs="Calibri"/>
+          <w:color w:val="222222"/>
+          <w:sz w:val="19"/>
+          <w:szCs w:val="19"/>
+        </w:rPr>
+        <w:t xml:space="preserve">Ogden, UT  |  (385) 208-8789  |  iantaiahn@yahoo.com  |  </w:t>
       </w:r>
       <w:hyperlink r:id="rId5" w:history="1">
+        <w:proofErr w:type="spellStart"/>
         <w:r>
           <w:rPr>
             <w:rStyle w:val="Hyperlink"/>
+            <w:rFonts w:ascii="Calibri" w:eastAsia="Calibri" w:hAnsi="Calibri" w:cs="Calibri"/>
+            <w:sz w:val="19"/>
+            <w:szCs w:val="19"/>
           </w:rPr>
-          <w:t>iantaiahn@yahoo.com</w:t>
+          <w:t>iantaiahn.dev</w:t>
+        </w:r>
+        <w:proofErr w:type="spellEnd"/>
+        <w:r>
+          <w:rPr>
+            <w:rStyle w:val="Hyperlink"/>
+            <w:rFonts w:ascii="Calibri" w:eastAsia="Calibri" w:hAnsi="Calibri" w:cs="Calibri"/>
+            <w:sz w:val="19"/>
+            <w:szCs w:val="19"/>
+          </w:rPr>
+          <w:t xml:space="preserve"> </w:t>
         </w:r>
       </w:hyperlink>
       <w:r>
         <w:rPr>
-          <w:color w:val="555555"/>
-        </w:rPr>
-        <w:br/>
+          <w:rFonts w:ascii="Calibri" w:eastAsia="Calibri" w:hAnsi="Calibri" w:cs="Calibri"/>
+          <w:color w:val="222222"/>
+          <w:sz w:val="19"/>
+          <w:szCs w:val="19"/>
+        </w:rPr>
+        <w:t xml:space="preserve"> |  </w:t>
       </w:r>
       <w:hyperlink r:id="rId6" w:history="1">
         <w:r>
           <w:rPr>
             <w:rStyle w:val="Hyperlink"/>
+            <w:rFonts w:ascii="Calibri" w:eastAsia="Calibri" w:hAnsi="Calibri" w:cs="Calibri"/>
+            <w:sz w:val="19"/>
+            <w:szCs w:val="19"/>
           </w:rPr>
-          <w:t>https://www.linkedin.com/in/ian-tai-ahn-429366228/</w:t>
+          <w:t>github.com/</w:t>
+        </w:r>
+        <w:proofErr w:type="spellStart"/>
+        <w:r>
+          <w:rPr>
+            <w:rStyle w:val="Hyperlink"/>
+            <w:rFonts w:ascii="Calibri" w:eastAsia="Calibri" w:hAnsi="Calibri" w:cs="Calibri"/>
+            <w:sz w:val="19"/>
+            <w:szCs w:val="19"/>
+          </w:rPr>
+          <w:t>IanTaiAhn</w:t>
+        </w:r>
+        <w:proofErr w:type="spellEnd"/>
+        <w:r>
+          <w:rPr>
+            <w:rStyle w:val="Hyperlink"/>
+            <w:rFonts w:ascii="Calibri" w:eastAsia="Calibri" w:hAnsi="Calibri" w:cs="Calibri"/>
+            <w:sz w:val="19"/>
+            <w:szCs w:val="19"/>
+          </w:rPr>
+          <w:t xml:space="preserve"> </w:t>
         </w:r>
       </w:hyperlink>
       <w:r>
-        <w:t xml:space="preserve">  |  </w:t>
+        <w:rPr>
+          <w:rFonts w:ascii="Calibri" w:eastAsia="Calibri" w:hAnsi="Calibri" w:cs="Calibri"/>
+          <w:color w:val="222222"/>
+          <w:sz w:val="19"/>
+          <w:szCs w:val="19"/>
+        </w:rPr>
+        <w:t xml:space="preserve"> |  </w:t>
       </w:r>
       <w:hyperlink r:id="rId7" w:history="1">
         <w:r>
           <w:rPr>
             <w:rStyle w:val="Hyperlink"/>
+            <w:rFonts w:ascii="Calibri" w:eastAsia="Calibri" w:hAnsi="Calibri" w:cs="Calibri"/>
+            <w:sz w:val="19"/>
+            <w:szCs w:val="19"/>
           </w:rPr>
-          <w:t>https://github.com/IanTaiAhn</w:t>
+          <w:t>linkedin.com/</w:t>
         </w:r>
+        <w:proofErr w:type="spellStart"/>
+        <w:r>
+          <w:rPr>
+            <w:rStyle w:val="Hyperlink"/>
+            <w:rFonts w:ascii="Calibri" w:eastAsia="Calibri" w:hAnsi="Calibri" w:cs="Calibri"/>
+            <w:sz w:val="19"/>
+            <w:szCs w:val="19"/>
+          </w:rPr>
+          <w:t>ian</w:t>
+        </w:r>
+        <w:proofErr w:type="spellEnd"/>
+        <w:r>
+          <w:rPr>
+            <w:rStyle w:val="Hyperlink"/>
+            <w:rFonts w:ascii="Calibri" w:eastAsia="Calibri" w:hAnsi="Calibri" w:cs="Calibri"/>
+            <w:sz w:val="19"/>
+            <w:szCs w:val="19"/>
+          </w:rPr>
+          <w:t>-tai-</w:t>
+        </w:r>
+        <w:proofErr w:type="spellStart"/>
+        <w:r>
+          <w:rPr>
+            <w:rStyle w:val="Hyperlink"/>
+            <w:rFonts w:ascii="Calibri" w:eastAsia="Calibri" w:hAnsi="Calibri" w:cs="Calibri"/>
+            <w:sz w:val="19"/>
+            <w:szCs w:val="19"/>
+          </w:rPr>
+          <w:t>ahn</w:t>
+        </w:r>
+        <w:proofErr w:type="spellEnd"/>
       </w:hyperlink>
     </w:p>
     <w:p>
       <w:pPr>
         <w:pBdr>
-          <w:bottom w:val="single" w:sz="6" w:space="1" w:color="2E5090"/>
+          <w:bottom w:val="single" w:sz="6" w:space="1" w:color="1F3864"/>
         </w:pBdr>
-        <w:spacing w:before="50" w:after="50"/>
-      </w:pPr>
-    </w:p>
-    <w:p>
-      <w:pPr>
-        <w:pStyle w:val="Heading1"/>
-      </w:pPr>
-      <w:r>
-        <w:t>PROFESSIONAL SUMMARY</w:t>
-      </w:r>
-    </w:p>
-    <w:p>
-      <w:pPr>
-        <w:spacing w:before="30" w:after="60"/>
-      </w:pPr>
-      <w:r>
-        <w:t xml:space="preserve">Software Engineer with 2.5+ years supporting large-scale defense programs at Hill AFB (Lockheed Martin, Pratt &amp; Whitney). </w:t>
+        <w:spacing w:before="110" w:after="50"/>
+        <w:rPr>
+          <w:rFonts w:ascii="Calibri" w:hAnsi="Calibri" w:cs="Calibri"/>
+        </w:rPr>
+      </w:pPr>
+      <w:r>
+        <w:rPr>
+          <w:rFonts w:ascii="Calibri" w:eastAsia="Calibri" w:hAnsi="Calibri" w:cs="Calibri"/>
+          <w:b/>
+          <w:bCs/>
+          <w:color w:val="1F3864"/>
+          <w:sz w:val="21"/>
+          <w:szCs w:val="21"/>
+        </w:rPr>
+        <w:t>SUMMARY</w:t>
+      </w:r>
+    </w:p>
+    <w:p>
+      <w:pPr>
+        <w:spacing w:after="40"/>
+        <w:rPr>
+          <w:rFonts w:ascii="Calibri" w:hAnsi="Calibri" w:cs="Calibri"/>
+        </w:rPr>
+      </w:pPr>
+      <w:r>
+        <w:rPr>
+          <w:rFonts w:ascii="Calibri" w:eastAsia="Calibri" w:hAnsi="Calibri" w:cs="Calibri"/>
+          <w:color w:val="222222"/>
+          <w:sz w:val="21"/>
+          <w:szCs w:val="21"/>
+        </w:rPr>
+        <w:t xml:space="preserve">Software Engineer with 3+ years of professional experience delivering production systems in high-compliance defense environments (F-35 program), plus an M.S. in Data Science. Independently designs, builds, and deploys production ML systems end-to-end, including a Retrieval-Augmented Generation service iterated from a fully local model deployment to hosted inference APIs (Jina, </w:t>
+      </w:r>
+      <w:proofErr w:type="spellStart"/>
+      <w:r>
+        <w:rPr>
+          <w:rFonts w:ascii="Calibri" w:eastAsia="Calibri" w:hAnsi="Calibri" w:cs="Calibri"/>
+          <w:color w:val="222222"/>
+          <w:sz w:val="21"/>
+          <w:szCs w:val="21"/>
+        </w:rPr>
+        <w:t>Groq</w:t>
+      </w:r>
+      <w:proofErr w:type="spellEnd"/>
+      <w:r>
+        <w:rPr>
+          <w:rFonts w:ascii="Calibri" w:eastAsia="Calibri" w:hAnsi="Calibri" w:cs="Calibri"/>
+          <w:color w:val="222222"/>
+          <w:sz w:val="21"/>
+          <w:szCs w:val="21"/>
+        </w:rPr>
+        <w:t xml:space="preserve">), with async request handling, cold-start mitigation, and live cloud deployment on Render. </w:t>
       </w:r>
       <w:proofErr w:type="gramStart"/>
       <w:r>
-        <w:t>Expertise in</w:t>
+        <w:rPr>
+          <w:rFonts w:ascii="Calibri" w:eastAsia="Calibri" w:hAnsi="Calibri" w:cs="Calibri"/>
+          <w:color w:val="222222"/>
+          <w:sz w:val="21"/>
+          <w:szCs w:val="21"/>
+        </w:rPr>
+        <w:t>Currently</w:t>
       </w:r>
       <w:proofErr w:type="gramEnd"/>
       <w:r>
-        <w:t xml:space="preserve"> on-premises Kubernetes clusters, CI/CD pipelines,</w:t>
-      </w:r>
-      <w:r>
-        <w:t xml:space="preserve"> full stack development</w:t>
-      </w:r>
-      <w:r>
-        <w:t xml:space="preserve"> and microservices architecture. M.S. in Data Science with a strong foundation in machine learning and statistical modeling. Active Secret clearance.</w:t>
+        <w:rPr>
+          <w:rFonts w:ascii="Calibri" w:eastAsia="Calibri" w:hAnsi="Calibri" w:cs="Calibri"/>
+          <w:color w:val="222222"/>
+          <w:sz w:val="21"/>
+          <w:szCs w:val="21"/>
+        </w:rPr>
+        <w:t xml:space="preserve"> serves as Technical Lead and Scrum Master for a mission-critical platform spanning 30+ distributed microservices on the F-35 program. Active Secret clearance. U.S. Citizen.</w:t>
       </w:r>
     </w:p>
     <w:p>
       <w:pPr>
         <w:pBdr>
-          <w:bottom w:val="single" w:sz="6" w:space="1" w:color="2E5090"/>
+          <w:bottom w:val="single" w:sz="6" w:space="1" w:color="1F3864"/>
         </w:pBdr>
-        <w:spacing w:before="50" w:after="50"/>
-      </w:pPr>
-    </w:p>
-    <w:p>
-      <w:pPr>
-        <w:pStyle w:val="Heading1"/>
-      </w:pPr>
-      <w:r>
+        <w:spacing w:before="110" w:after="50"/>
+        <w:rPr>
+          <w:rFonts w:ascii="Calibri" w:hAnsi="Calibri" w:cs="Calibri"/>
+        </w:rPr>
+      </w:pPr>
+      <w:r>
+        <w:rPr>
+          <w:rFonts w:ascii="Calibri" w:eastAsia="Calibri" w:hAnsi="Calibri" w:cs="Calibri"/>
+          <w:b/>
+          <w:bCs/>
+          <w:color w:val="1F3864"/>
+          <w:sz w:val="21"/>
+          <w:szCs w:val="21"/>
+        </w:rPr>
         <w:t>EXPERIENCE</w:t>
       </w:r>
     </w:p>
@@ -121,45 +278,69 @@
         <w:tabs>
           <w:tab w:val="right" w:pos="9026"/>
         </w:tabs>
-        <w:spacing w:before="100"/>
-      </w:pPr>
-      <w:r>
-        <w:rPr>
+        <w:spacing w:after="20"/>
+        <w:rPr>
+          <w:rFonts w:ascii="Calibri" w:hAnsi="Calibri" w:cs="Calibri"/>
+        </w:rPr>
+      </w:pPr>
+      <w:r>
+        <w:rPr>
+          <w:rFonts w:ascii="Calibri" w:eastAsia="Calibri" w:hAnsi="Calibri" w:cs="Calibri"/>
           <w:b/>
           <w:bCs/>
-          <w:sz w:val="21"/>
-          <w:szCs w:val="21"/>
-        </w:rPr>
-        <w:t>Software Engineer – DevOps &amp; Platform Engineering</w:t>
-      </w:r>
-      <w:r>
-        <w:rPr>
-          <w:color w:val="555555"/>
+          <w:color w:val="222222"/>
+          <w:sz w:val="21"/>
+          <w:szCs w:val="21"/>
+        </w:rPr>
+        <w:t>Department of the Air Force – Hill Air Force Base, UT, Computer Scientist (1550)</w:t>
+      </w:r>
+      <w:r>
+        <w:rPr>
+          <w:rFonts w:ascii="Calibri" w:eastAsia="Calibri" w:hAnsi="Calibri" w:cs="Calibri"/>
+          <w:b/>
+          <w:bCs/>
+          <w:color w:val="222222"/>
+          <w:sz w:val="21"/>
+          <w:szCs w:val="21"/>
         </w:rPr>
         <w:tab/>
-      </w:r>
-      <w:r>
-        <w:rPr>
-          <w:color w:val="555555"/>
-        </w:rPr>
-        <w:t>January 2025</w:t>
-      </w:r>
-      <w:r>
-        <w:rPr>
-          <w:color w:val="555555"/>
-        </w:rPr>
-        <w:t xml:space="preserve"> – Present</w:t>
-      </w:r>
-    </w:p>
-    <w:p>
-      <w:pPr>
-        <w:spacing w:before="15" w:after="30"/>
-      </w:pPr>
-      <w:r>
-        <w:rPr>
-          <w:color w:val="555555"/>
-        </w:rPr>
-        <w:t>Lockheed Martin | Hill Air Force Base, UT</w:t>
+        <w:t>Aug 2023 – Present</w:t>
+      </w:r>
+    </w:p>
+    <w:p>
+      <w:pPr>
+        <w:tabs>
+          <w:tab w:val="right" w:pos="9026"/>
+        </w:tabs>
+        <w:spacing w:before="80" w:after="20"/>
+        <w:rPr>
+          <w:rFonts w:ascii="Calibri" w:hAnsi="Calibri" w:cs="Calibri"/>
+        </w:rPr>
+      </w:pPr>
+      <w:r>
+        <w:rPr>
+          <w:rFonts w:ascii="Calibri" w:eastAsia="Calibri" w:hAnsi="Calibri" w:cs="Calibri"/>
+          <w:b/>
+          <w:bCs/>
+          <w:i/>
+          <w:iCs/>
+          <w:color w:val="222222"/>
+          <w:sz w:val="21"/>
+          <w:szCs w:val="21"/>
+        </w:rPr>
+        <w:t>Technical Lead &amp; Scrum Master – LODEM Modernization &amp; File Sync</w:t>
+      </w:r>
+      <w:r>
+        <w:rPr>
+          <w:rFonts w:ascii="Calibri" w:eastAsia="Calibri" w:hAnsi="Calibri" w:cs="Calibri"/>
+          <w:i/>
+          <w:iCs/>
+          <w:color w:val="222222"/>
+          <w:sz w:val="21"/>
+          <w:szCs w:val="21"/>
+        </w:rPr>
+        <w:tab/>
+        <w:t>Feb 2026 – Present</w:t>
       </w:r>
     </w:p>
     <w:p>
@@ -169,16 +350,37 @@
           <w:ilvl w:val="0"/>
           <w:numId w:val="2"/>
         </w:numPr>
-        <w:spacing w:before="30" w:after="30"/>
-      </w:pPr>
-      <w:r>
-        <w:t xml:space="preserve">Designed and operated a globally deployed Kubernetes service mesh using Istio, supporting </w:t>
-      </w:r>
-      <w:r>
-        <w:t>3</w:t>
-      </w:r>
-      <w:r>
-        <w:t>0+ distributed microservices across multiple enclaves</w:t>
+        <w:spacing w:after="40"/>
+        <w:rPr>
+          <w:rFonts w:ascii="Calibri" w:hAnsi="Calibri" w:cs="Calibri"/>
+        </w:rPr>
+      </w:pPr>
+      <w:r>
+        <w:rPr>
+          <w:rFonts w:ascii="Calibri" w:eastAsia="Calibri" w:hAnsi="Calibri" w:cs="Calibri"/>
+          <w:color w:val="222222"/>
+          <w:sz w:val="21"/>
+          <w:szCs w:val="21"/>
+        </w:rPr>
+        <w:t xml:space="preserve">Serve as Scrum Master for a cross-functional team leading Agile ceremonies, sprint planning, and backlog prioritization while maintaining ~70% technical ownership: writing/reviewing code for LODEM and </w:t>
+      </w:r>
+      <w:r>
+        <w:rPr>
+          <w:rFonts w:ascii="Calibri" w:eastAsia="Calibri" w:hAnsi="Calibri" w:cs="Calibri"/>
+          <w:color w:val="222222"/>
+          <w:sz w:val="21"/>
+          <w:szCs w:val="21"/>
+        </w:rPr>
+        <w:t>planning/implementing</w:t>
+      </w:r>
+      <w:r>
+        <w:rPr>
+          <w:rFonts w:ascii="Calibri" w:eastAsia="Calibri" w:hAnsi="Calibri" w:cs="Calibri"/>
+          <w:color w:val="222222"/>
+          <w:sz w:val="21"/>
+          <w:szCs w:val="21"/>
+        </w:rPr>
+        <w:t xml:space="preserve"> the file synchronization solution for the File Sync initiative.</w:t>
       </w:r>
     </w:p>
     <w:p>
@@ -188,18 +390,55 @@
           <w:ilvl w:val="0"/>
           <w:numId w:val="2"/>
         </w:numPr>
-        <w:spacing w:before="30" w:after="30"/>
-      </w:pPr>
-      <w:r>
-        <w:t xml:space="preserve">Automated policy enforcement across all services using Helm, </w:t>
-      </w:r>
-      <w:proofErr w:type="spellStart"/>
-      <w:r>
-        <w:t>Kyverno</w:t>
-      </w:r>
-      <w:proofErr w:type="spellEnd"/>
-      <w:r>
-        <w:t>, and Ansible, reducing manual deployment errors by an estimated 40%</w:t>
+        <w:spacing w:after="40"/>
+        <w:rPr>
+          <w:rFonts w:ascii="Calibri" w:hAnsi="Calibri" w:cs="Calibri"/>
+        </w:rPr>
+      </w:pPr>
+      <w:r>
+        <w:rPr>
+          <w:rFonts w:ascii="Calibri" w:eastAsia="Calibri" w:hAnsi="Calibri" w:cs="Calibri"/>
+          <w:color w:val="222222"/>
+          <w:sz w:val="21"/>
+          <w:szCs w:val="21"/>
+        </w:rPr>
+        <w:t xml:space="preserve">Own spike planning, stakeholder alignment, and sprint execution for a file synchronization initiative across </w:t>
+      </w:r>
+      <w:r>
+        <w:rPr>
+          <w:rFonts w:ascii="Calibri" w:eastAsia="Calibri" w:hAnsi="Calibri" w:cs="Calibri"/>
+          <w:color w:val="222222"/>
+          <w:sz w:val="21"/>
+          <w:szCs w:val="21"/>
+        </w:rPr>
+        <w:t>several bare-metal</w:t>
+      </w:r>
+      <w:r>
+        <w:rPr>
+          <w:rFonts w:ascii="Calibri" w:eastAsia="Calibri" w:hAnsi="Calibri" w:cs="Calibri"/>
+          <w:color w:val="222222"/>
+          <w:sz w:val="21"/>
+          <w:szCs w:val="21"/>
+        </w:rPr>
+        <w:t xml:space="preserve"> </w:t>
+      </w:r>
+      <w:r>
+        <w:rPr>
+          <w:rFonts w:ascii="Calibri" w:eastAsia="Calibri" w:hAnsi="Calibri" w:cs="Calibri"/>
+          <w:color w:val="222222"/>
+          <w:sz w:val="21"/>
+          <w:szCs w:val="21"/>
+        </w:rPr>
+        <w:t>servers</w:t>
+      </w:r>
+      <w:r>
+        <w:rPr>
+          <w:rFonts w:ascii="Calibri" w:eastAsia="Calibri" w:hAnsi="Calibri" w:cs="Calibri"/>
+          <w:color w:val="222222"/>
+          <w:sz w:val="21"/>
+          <w:szCs w:val="21"/>
+        </w:rPr>
+        <w:t xml:space="preserve"> on Lockheed infrastructure, using PowerShell, Bash, and open-source tooling.</w:t>
       </w:r>
     </w:p>
     <w:p>
@@ -209,10 +448,55 @@
           <w:ilvl w:val="0"/>
           <w:numId w:val="2"/>
         </w:numPr>
-        <w:spacing w:before="30" w:after="30"/>
-      </w:pPr>
-      <w:r>
-        <w:t>Integrated testing and CI workflows to ensure &gt;80% system test coverage, catching defects before production deployments</w:t>
+        <w:spacing w:after="40"/>
+        <w:rPr>
+          <w:rFonts w:ascii="Calibri" w:hAnsi="Calibri" w:cs="Calibri"/>
+        </w:rPr>
+      </w:pPr>
+      <w:r>
+        <w:rPr>
+          <w:rFonts w:ascii="Calibri" w:eastAsia="Calibri" w:hAnsi="Calibri" w:cs="Calibri"/>
+          <w:color w:val="222222"/>
+          <w:sz w:val="21"/>
+          <w:szCs w:val="21"/>
+        </w:rPr>
+        <w:t>Coordinate cross-functionally with Unity and systems modeling teams to align delivery across workstreams; proactively clear blockers and translate ambiguous requirements into sprint-ready work.</w:t>
+      </w:r>
+    </w:p>
+    <w:p>
+      <w:pPr>
+        <w:tabs>
+          <w:tab w:val="right" w:pos="9026"/>
+        </w:tabs>
+        <w:spacing w:before="80" w:after="20"/>
+        <w:rPr>
+          <w:rFonts w:ascii="Calibri" w:hAnsi="Calibri" w:cs="Calibri"/>
+        </w:rPr>
+      </w:pPr>
+      <w:r>
+        <w:rPr>
+          <w:rFonts w:ascii="Calibri" w:eastAsia="Calibri" w:hAnsi="Calibri" w:cs="Calibri"/>
+          <w:b/>
+          <w:bCs/>
+          <w:i/>
+          <w:iCs/>
+          <w:color w:val="222222"/>
+          <w:sz w:val="21"/>
+          <w:szCs w:val="21"/>
+        </w:rPr>
+        <w:t>Associate Technical Lead – LODEM Modernization</w:t>
+      </w:r>
+      <w:r>
+        <w:rPr>
+          <w:rFonts w:ascii="Calibri" w:eastAsia="Calibri" w:hAnsi="Calibri" w:cs="Calibri"/>
+          <w:i/>
+          <w:iCs/>
+          <w:color w:val="222222"/>
+          <w:sz w:val="21"/>
+          <w:szCs w:val="21"/>
+        </w:rPr>
+        <w:tab/>
+        <w:t>Aug 2025 – Feb 2026</w:t>
       </w:r>
     </w:p>
     <w:p>
@@ -222,10 +506,37 @@
           <w:ilvl w:val="0"/>
           <w:numId w:val="2"/>
         </w:numPr>
-        <w:spacing w:before="30" w:after="30"/>
-      </w:pPr>
-      <w:r>
-        <w:t>Led architecture decisions for a microservices-based application serving as a core component of the program’s mission system</w:t>
+        <w:spacing w:after="40"/>
+        <w:rPr>
+          <w:rFonts w:ascii="Calibri" w:hAnsi="Calibri" w:cs="Calibri"/>
+        </w:rPr>
+      </w:pPr>
+      <w:r>
+        <w:rPr>
+          <w:rFonts w:ascii="Calibri" w:eastAsia="Calibri" w:hAnsi="Calibri" w:cs="Calibri"/>
+          <w:color w:val="222222"/>
+          <w:sz w:val="21"/>
+          <w:szCs w:val="21"/>
+        </w:rPr>
+        <w:t xml:space="preserve">Delivered full refactor of the React component library for a virtual field damage and repair entry application on the F-35 Lightning II program, eliminating duplicated components and establishing </w:t>
+      </w:r>
+      <w:r>
+        <w:rPr>
+          <w:rFonts w:ascii="Calibri" w:eastAsia="Calibri" w:hAnsi="Calibri" w:cs="Calibri"/>
+          <w:color w:val="222222"/>
+          <w:sz w:val="21"/>
+          <w:szCs w:val="21"/>
+        </w:rPr>
+        <w:t>maintainable</w:t>
+      </w:r>
+      <w:r>
+        <w:rPr>
+          <w:rFonts w:ascii="Calibri" w:eastAsia="Calibri" w:hAnsi="Calibri" w:cs="Calibri"/>
+          <w:color w:val="222222"/>
+          <w:sz w:val="21"/>
+          <w:szCs w:val="21"/>
+        </w:rPr>
+        <w:t xml:space="preserve"> architecture.</w:t>
       </w:r>
     </w:p>
     <w:p>
@@ -235,13 +546,75 @@
           <w:ilvl w:val="0"/>
           <w:numId w:val="2"/>
         </w:numPr>
-        <w:spacing w:before="30" w:after="30"/>
-      </w:pPr>
-      <w:r>
-        <w:t>Owned containerization strategy and authored Helm charts to standardize deployment and configuration management across the entire service portfolio</w:t>
-      </w:r>
-      <w:r>
-        <w:t xml:space="preserve"> in an agile environment</w:t>
+        <w:spacing w:after="40"/>
+        <w:rPr>
+          <w:rFonts w:ascii="Calibri" w:hAnsi="Calibri" w:cs="Calibri"/>
+        </w:rPr>
+      </w:pPr>
+      <w:r>
+        <w:rPr>
+          <w:rFonts w:ascii="Calibri" w:eastAsia="Calibri" w:hAnsi="Calibri" w:cs="Calibri"/>
+          <w:color w:val="222222"/>
+          <w:sz w:val="21"/>
+          <w:szCs w:val="21"/>
+        </w:rPr>
+        <w:t>Contributed across the full stack (React frontend, Unity WebGL via react-unity-</w:t>
+      </w:r>
+      <w:proofErr w:type="spellStart"/>
+      <w:r>
+        <w:rPr>
+          <w:rFonts w:ascii="Calibri" w:eastAsia="Calibri" w:hAnsi="Calibri" w:cs="Calibri"/>
+          <w:color w:val="222222"/>
+          <w:sz w:val="21"/>
+          <w:szCs w:val="21"/>
+        </w:rPr>
+        <w:t>webgl</w:t>
+      </w:r>
+      <w:proofErr w:type="spellEnd"/>
+      <w:r>
+        <w:rPr>
+          <w:rFonts w:ascii="Calibri" w:eastAsia="Calibri" w:hAnsi="Calibri" w:cs="Calibri"/>
+          <w:color w:val="222222"/>
+          <w:sz w:val="21"/>
+          <w:szCs w:val="21"/>
+        </w:rPr>
+        <w:t>, and PostgreSQL backend) while onboarding developers and driving high-complexity cross-functional coordination.</w:t>
+      </w:r>
+    </w:p>
+    <w:p>
+      <w:pPr>
+        <w:tabs>
+          <w:tab w:val="right" w:pos="9026"/>
+        </w:tabs>
+        <w:spacing w:before="80" w:after="20"/>
+        <w:rPr>
+          <w:rFonts w:ascii="Calibri" w:hAnsi="Calibri" w:cs="Calibri"/>
+        </w:rPr>
+      </w:pPr>
+      <w:r>
+        <w:rPr>
+          <w:rFonts w:ascii="Calibri" w:eastAsia="Calibri" w:hAnsi="Calibri" w:cs="Calibri"/>
+          <w:b/>
+          <w:bCs/>
+          <w:i/>
+          <w:iCs/>
+          <w:color w:val="222222"/>
+          <w:sz w:val="21"/>
+          <w:szCs w:val="21"/>
+        </w:rPr>
+        <w:t>Platform Engineer – CS3 Kubernetes Service Mesh</w:t>
+      </w:r>
+      <w:r>
+        <w:rPr>
+          <w:rFonts w:ascii="Calibri" w:eastAsia="Calibri" w:hAnsi="Calibri" w:cs="Calibri"/>
+          <w:i/>
+          <w:iCs/>
+          <w:color w:val="222222"/>
+          <w:sz w:val="21"/>
+          <w:szCs w:val="21"/>
+        </w:rPr>
+        <w:tab/>
+        <w:t>Apr 2024 – Aug 2025</w:t>
       </w:r>
     </w:p>
     <w:p>
@@ -251,10 +624,39 @@
           <w:ilvl w:val="0"/>
           <w:numId w:val="2"/>
         </w:numPr>
-        <w:spacing w:before="30" w:after="30"/>
-      </w:pPr>
-      <w:r>
-        <w:t>Served as Scrum Master and Technical Lead, coordinating sprint planning, backlog grooming, and cross-team dependencies</w:t>
+        <w:spacing w:after="40"/>
+        <w:rPr>
+          <w:rFonts w:ascii="Calibri" w:hAnsi="Calibri" w:cs="Calibri"/>
+        </w:rPr>
+      </w:pPr>
+      <w:r>
+        <w:rPr>
+          <w:rFonts w:ascii="Calibri" w:eastAsia="Calibri" w:hAnsi="Calibri" w:cs="Calibri"/>
+          <w:color w:val="222222"/>
+          <w:sz w:val="21"/>
+          <w:szCs w:val="21"/>
+        </w:rPr>
+        <w:t xml:space="preserve">Refactored Helm charts and authored Robot Framework tests to surface </w:t>
+      </w:r>
+      <w:proofErr w:type="spellStart"/>
+      <w:r>
+        <w:rPr>
+          <w:rFonts w:ascii="Calibri" w:eastAsia="Calibri" w:hAnsi="Calibri" w:cs="Calibri"/>
+          <w:color w:val="222222"/>
+          <w:sz w:val="21"/>
+          <w:szCs w:val="21"/>
+        </w:rPr>
+        <w:t>Kyverno</w:t>
+      </w:r>
+      <w:proofErr w:type="spellEnd"/>
+      <w:r>
+        <w:rPr>
+          <w:rFonts w:ascii="Calibri" w:eastAsia="Calibri" w:hAnsi="Calibri" w:cs="Calibri"/>
+          <w:color w:val="222222"/>
+          <w:sz w:val="21"/>
+          <w:szCs w:val="21"/>
+        </w:rPr>
+        <w:t xml:space="preserve"> policy deadlocks; maintained service mesh health (routing, logging, monitoring, compliance) via Prometheus, Splunk, and Grafana, and supported CI/CD pipelines using Flux and Ansible.</w:t>
       </w:r>
     </w:p>
     <w:p>
@@ -262,40 +664,35 @@
         <w:tabs>
           <w:tab w:val="right" w:pos="9026"/>
         </w:tabs>
-        <w:spacing w:before="100"/>
-      </w:pPr>
-      <w:r>
-        <w:rPr>
+        <w:spacing w:before="80" w:after="20"/>
+        <w:rPr>
+          <w:rFonts w:ascii="Calibri" w:hAnsi="Calibri" w:cs="Calibri"/>
+        </w:rPr>
+      </w:pPr>
+      <w:r>
+        <w:rPr>
+          <w:rFonts w:ascii="Calibri" w:eastAsia="Calibri" w:hAnsi="Calibri" w:cs="Calibri"/>
           <w:b/>
           <w:bCs/>
-          <w:sz w:val="21"/>
-          <w:szCs w:val="21"/>
-        </w:rPr>
-        <w:t>Software Engineer – Systems Testing &amp; Automation</w:t>
-      </w:r>
-      <w:r>
-        <w:rPr>
-          <w:color w:val="555555"/>
+          <w:i/>
+          <w:iCs/>
+          <w:color w:val="222222"/>
+          <w:sz w:val="21"/>
+          <w:szCs w:val="21"/>
+        </w:rPr>
+        <w:t>Test Automation Engineer – F-35 OBPHM</w:t>
+      </w:r>
+      <w:r>
+        <w:rPr>
+          <w:rFonts w:ascii="Calibri" w:eastAsia="Calibri" w:hAnsi="Calibri" w:cs="Calibri"/>
+          <w:i/>
+          <w:iCs/>
+          <w:color w:val="222222"/>
+          <w:sz w:val="21"/>
+          <w:szCs w:val="21"/>
         </w:rPr>
         <w:tab/>
-        <w:t xml:space="preserve">August 2023 – </w:t>
-      </w:r>
-      <w:r>
-        <w:rPr>
-          <w:color w:val="555555"/>
-        </w:rPr>
-        <w:t>December 2024</w:t>
-      </w:r>
-    </w:p>
-    <w:p>
-      <w:pPr>
-        <w:spacing w:before="15" w:after="30"/>
-      </w:pPr>
-      <w:r>
-        <w:rPr>
-          <w:color w:val="555555"/>
-        </w:rPr>
-        <w:t>Pratt &amp; Whitney | Hill Air Force Base, UT</w:t>
+        <w:t>Aug 2023 – Apr 2024</w:t>
       </w:r>
     </w:p>
     <w:p>
@@ -305,10 +702,364 @@
           <w:ilvl w:val="0"/>
           <w:numId w:val="2"/>
         </w:numPr>
-        <w:spacing w:before="30" w:after="30"/>
-      </w:pPr>
-      <w:r>
-        <w:t>Developed and maintained automated system tests using Robot Framework, validating complex integrated systems and reducing manual test execution time</w:t>
+        <w:spacing w:after="40"/>
+        <w:rPr>
+          <w:rFonts w:ascii="Calibri" w:hAnsi="Calibri" w:cs="Calibri"/>
+        </w:rPr>
+      </w:pPr>
+      <w:r>
+        <w:rPr>
+          <w:rFonts w:ascii="Calibri" w:eastAsia="Calibri" w:hAnsi="Calibri" w:cs="Calibri"/>
+          <w:color w:val="222222"/>
+          <w:sz w:val="21"/>
+          <w:szCs w:val="21"/>
+        </w:rPr>
+        <w:t xml:space="preserve">Built Python data pipelines and automated test frameworks for F-135 turbofan engine health monitoring, transforming </w:t>
+      </w:r>
+      <w:r>
+        <w:rPr>
+          <w:rFonts w:ascii="Calibri" w:eastAsia="Calibri" w:hAnsi="Calibri" w:cs="Calibri"/>
+          <w:color w:val="222222"/>
+          <w:sz w:val="21"/>
+          <w:szCs w:val="21"/>
+        </w:rPr>
+        <w:t>tabular</w:t>
+      </w:r>
+      <w:r>
+        <w:rPr>
+          <w:rFonts w:ascii="Calibri" w:eastAsia="Calibri" w:hAnsi="Calibri" w:cs="Calibri"/>
+          <w:color w:val="222222"/>
+          <w:sz w:val="21"/>
+          <w:szCs w:val="21"/>
+        </w:rPr>
+        <w:t xml:space="preserve"> data across regression cycles and reducing a 30-minute manual process to seconds (~10 hours/month saved).</w:t>
+      </w:r>
+    </w:p>
+    <w:p>
+      <w:pPr>
+        <w:pBdr>
+          <w:bottom w:val="single" w:sz="6" w:space="1" w:color="1F3864"/>
+        </w:pBdr>
+        <w:spacing w:before="110" w:after="50"/>
+        <w:rPr>
+          <w:rFonts w:ascii="Calibri" w:hAnsi="Calibri" w:cs="Calibri"/>
+        </w:rPr>
+      </w:pPr>
+      <w:r>
+        <w:rPr>
+          <w:rFonts w:ascii="Calibri" w:eastAsia="Calibri" w:hAnsi="Calibri" w:cs="Calibri"/>
+          <w:b/>
+          <w:bCs/>
+          <w:color w:val="1F3864"/>
+          <w:sz w:val="21"/>
+          <w:szCs w:val="21"/>
+        </w:rPr>
+        <w:t>EDUCATION</w:t>
+      </w:r>
+    </w:p>
+    <w:p>
+      <w:pPr>
+        <w:spacing w:after="20"/>
+        <w:rPr>
+          <w:rFonts w:ascii="Calibri" w:hAnsi="Calibri" w:cs="Calibri"/>
+        </w:rPr>
+      </w:pPr>
+      <w:r>
+        <w:rPr>
+          <w:rFonts w:ascii="Calibri" w:eastAsia="Calibri" w:hAnsi="Calibri" w:cs="Calibri"/>
+          <w:b/>
+          <w:bCs/>
+          <w:color w:val="222222"/>
+          <w:sz w:val="21"/>
+          <w:szCs w:val="21"/>
+        </w:rPr>
+        <w:t>M.S., Data Science</w:t>
+      </w:r>
+      <w:r>
+        <w:rPr>
+          <w:rFonts w:ascii="Calibri" w:eastAsia="Calibri" w:hAnsi="Calibri" w:cs="Calibri"/>
+          <w:color w:val="222222"/>
+          <w:sz w:val="21"/>
+          <w:szCs w:val="21"/>
+        </w:rPr>
+        <w:t xml:space="preserve"> (Graduate Certificate, Computational Data Science &amp; ML</w:t>
+      </w:r>
+      <w:proofErr w:type="gramStart"/>
+      <w:r>
+        <w:rPr>
+          <w:rFonts w:ascii="Calibri" w:eastAsia="Calibri" w:hAnsi="Calibri" w:cs="Calibri"/>
+          <w:color w:val="222222"/>
+          <w:sz w:val="21"/>
+          <w:szCs w:val="21"/>
+        </w:rPr>
+        <w:t>)  |</w:t>
+      </w:r>
+      <w:proofErr w:type="gramEnd"/>
+      <w:r>
+        <w:rPr>
+          <w:rFonts w:ascii="Calibri" w:eastAsia="Calibri" w:hAnsi="Calibri" w:cs="Calibri"/>
+          <w:color w:val="222222"/>
+          <w:sz w:val="21"/>
+          <w:szCs w:val="21"/>
+        </w:rPr>
+        <w:t xml:space="preserve">  Weber State University  |  </w:t>
+      </w:r>
+      <w:r>
+        <w:rPr>
+          <w:rFonts w:ascii="Calibri" w:eastAsia="Calibri" w:hAnsi="Calibri" w:cs="Calibri"/>
+          <w:b/>
+          <w:bCs/>
+          <w:color w:val="222222"/>
+          <w:sz w:val="21"/>
+          <w:szCs w:val="21"/>
+        </w:rPr>
+        <w:t>GPA 3.85</w:t>
+      </w:r>
+      <w:r>
+        <w:rPr>
+          <w:rFonts w:ascii="Calibri" w:eastAsia="Calibri" w:hAnsi="Calibri" w:cs="Calibri"/>
+          <w:color w:val="222222"/>
+          <w:sz w:val="21"/>
+          <w:szCs w:val="21"/>
+        </w:rPr>
+        <w:t xml:space="preserve">  |  2025</w:t>
+      </w:r>
+    </w:p>
+    <w:p>
+      <w:pPr>
+        <w:spacing w:after="20"/>
+        <w:rPr>
+          <w:rFonts w:ascii="Calibri" w:eastAsia="Calibri" w:hAnsi="Calibri" w:cs="Calibri"/>
+          <w:color w:val="222222"/>
+          <w:sz w:val="21"/>
+          <w:szCs w:val="21"/>
+        </w:rPr>
+      </w:pPr>
+      <w:r>
+        <w:rPr>
+          <w:rFonts w:ascii="Calibri" w:eastAsia="Calibri" w:hAnsi="Calibri" w:cs="Calibri"/>
+          <w:b/>
+          <w:bCs/>
+          <w:color w:val="222222"/>
+          <w:sz w:val="21"/>
+          <w:szCs w:val="21"/>
+        </w:rPr>
+        <w:t xml:space="preserve">B.S., Computer </w:t>
+      </w:r>
+      <w:proofErr w:type="gramStart"/>
+      <w:r>
+        <w:rPr>
+          <w:rFonts w:ascii="Calibri" w:eastAsia="Calibri" w:hAnsi="Calibri" w:cs="Calibri"/>
+          <w:b/>
+          <w:bCs/>
+          <w:color w:val="222222"/>
+          <w:sz w:val="21"/>
+          <w:szCs w:val="21"/>
+        </w:rPr>
+        <w:t>Science</w:t>
+      </w:r>
+      <w:r>
+        <w:rPr>
+          <w:rFonts w:ascii="Calibri" w:eastAsia="Calibri" w:hAnsi="Calibri" w:cs="Calibri"/>
+          <w:color w:val="222222"/>
+          <w:sz w:val="21"/>
+          <w:szCs w:val="21"/>
+        </w:rPr>
+        <w:t xml:space="preserve">  |</w:t>
+      </w:r>
+      <w:proofErr w:type="gramEnd"/>
+      <w:r>
+        <w:rPr>
+          <w:rFonts w:ascii="Calibri" w:eastAsia="Calibri" w:hAnsi="Calibri" w:cs="Calibri"/>
+          <w:color w:val="222222"/>
+          <w:sz w:val="21"/>
+          <w:szCs w:val="21"/>
+        </w:rPr>
+        <w:t xml:space="preserve">  Weber State University  |  </w:t>
+      </w:r>
+      <w:r>
+        <w:rPr>
+          <w:rFonts w:ascii="Calibri" w:eastAsia="Calibri" w:hAnsi="Calibri" w:cs="Calibri"/>
+          <w:b/>
+          <w:bCs/>
+          <w:color w:val="222222"/>
+          <w:sz w:val="21"/>
+          <w:szCs w:val="21"/>
+        </w:rPr>
+        <w:t>GPA 3.93</w:t>
+      </w:r>
+      <w:r>
+        <w:rPr>
+          <w:rFonts w:ascii="Calibri" w:eastAsia="Calibri" w:hAnsi="Calibri" w:cs="Calibri"/>
+          <w:color w:val="222222"/>
+          <w:sz w:val="21"/>
+          <w:szCs w:val="21"/>
+        </w:rPr>
+        <w:t xml:space="preserve">  |  2023</w:t>
+      </w:r>
+    </w:p>
+    <w:p>
+      <w:pPr>
+        <w:pBdr>
+          <w:bottom w:val="single" w:sz="6" w:space="1" w:color="1F3864"/>
+        </w:pBdr>
+        <w:spacing w:before="110" w:after="50"/>
+        <w:rPr>
+          <w:rFonts w:ascii="Calibri" w:hAnsi="Calibri" w:cs="Calibri"/>
+        </w:rPr>
+      </w:pPr>
+      <w:r>
+        <w:rPr>
+          <w:rFonts w:ascii="Calibri" w:eastAsia="Calibri" w:hAnsi="Calibri" w:cs="Calibri"/>
+          <w:b/>
+          <w:bCs/>
+          <w:color w:val="1F3864"/>
+          <w:sz w:val="21"/>
+          <w:szCs w:val="21"/>
+        </w:rPr>
+        <w:t>PROJECTS</w:t>
+      </w:r>
+    </w:p>
+    <w:p>
+      <w:pPr>
+        <w:rPr>
+          <w:rFonts w:ascii="Calibri" w:hAnsi="Calibri" w:cs="Calibri"/>
+        </w:rPr>
+      </w:pPr>
+      <w:r>
+        <w:rPr>
+          <w:rFonts w:ascii="Calibri" w:eastAsia="Calibri" w:hAnsi="Calibri" w:cs="Calibri"/>
+          <w:b/>
+          <w:bCs/>
+          <w:color w:val="222222"/>
+          <w:sz w:val="21"/>
+          <w:szCs w:val="21"/>
+        </w:rPr>
+        <w:t xml:space="preserve">Lightweight RAG Pipeline &amp; </w:t>
+      </w:r>
+      <w:proofErr w:type="gramStart"/>
+      <w:r>
+        <w:rPr>
+          <w:rFonts w:ascii="Calibri" w:eastAsia="Calibri" w:hAnsi="Calibri" w:cs="Calibri"/>
+          <w:b/>
+          <w:bCs/>
+          <w:color w:val="222222"/>
+          <w:sz w:val="21"/>
+          <w:szCs w:val="21"/>
+        </w:rPr>
+        <w:t>Deployment</w:t>
+      </w:r>
+      <w:r>
+        <w:rPr>
+          <w:rFonts w:ascii="Calibri" w:eastAsia="Calibri" w:hAnsi="Calibri" w:cs="Calibri"/>
+          <w:i/>
+          <w:iCs/>
+          <w:color w:val="222222"/>
+          <w:sz w:val="21"/>
+          <w:szCs w:val="21"/>
+        </w:rPr>
+        <w:t xml:space="preserve">  |</w:t>
+      </w:r>
+      <w:proofErr w:type="gramEnd"/>
+      <w:r>
+        <w:rPr>
+          <w:rFonts w:ascii="Calibri" w:eastAsia="Calibri" w:hAnsi="Calibri" w:cs="Calibri"/>
+          <w:i/>
+          <w:iCs/>
+          <w:color w:val="222222"/>
+          <w:sz w:val="21"/>
+          <w:szCs w:val="21"/>
+        </w:rPr>
+        <w:t xml:space="preserve">  Python, </w:t>
+      </w:r>
+      <w:proofErr w:type="spellStart"/>
+      <w:r>
+        <w:rPr>
+          <w:rFonts w:ascii="Calibri" w:eastAsia="Calibri" w:hAnsi="Calibri" w:cs="Calibri"/>
+          <w:i/>
+          <w:iCs/>
+          <w:color w:val="222222"/>
+          <w:sz w:val="21"/>
+          <w:szCs w:val="21"/>
+        </w:rPr>
+        <w:t>FastAPI</w:t>
+      </w:r>
+      <w:proofErr w:type="spellEnd"/>
+      <w:r>
+        <w:rPr>
+          <w:rFonts w:ascii="Calibri" w:eastAsia="Calibri" w:hAnsi="Calibri" w:cs="Calibri"/>
+          <w:i/>
+          <w:iCs/>
+          <w:color w:val="222222"/>
+          <w:sz w:val="21"/>
+          <w:szCs w:val="21"/>
+        </w:rPr>
+        <w:t>, React, FAISS, Jina Embeddings/</w:t>
+      </w:r>
+      <w:proofErr w:type="spellStart"/>
+      <w:r>
+        <w:rPr>
+          <w:rFonts w:ascii="Calibri" w:eastAsia="Calibri" w:hAnsi="Calibri" w:cs="Calibri"/>
+          <w:i/>
+          <w:iCs/>
+          <w:color w:val="222222"/>
+          <w:sz w:val="21"/>
+          <w:szCs w:val="21"/>
+        </w:rPr>
+        <w:t>Reranker</w:t>
+      </w:r>
+      <w:proofErr w:type="spellEnd"/>
+      <w:r>
+        <w:rPr>
+          <w:rFonts w:ascii="Calibri" w:eastAsia="Calibri" w:hAnsi="Calibri" w:cs="Calibri"/>
+          <w:i/>
+          <w:iCs/>
+          <w:color w:val="222222"/>
+          <w:sz w:val="21"/>
+          <w:szCs w:val="21"/>
+        </w:rPr>
+        <w:t xml:space="preserve"> API, </w:t>
+      </w:r>
+      <w:proofErr w:type="spellStart"/>
+      <w:r>
+        <w:rPr>
+          <w:rFonts w:ascii="Calibri" w:eastAsia="Calibri" w:hAnsi="Calibri" w:cs="Calibri"/>
+          <w:i/>
+          <w:iCs/>
+          <w:color w:val="222222"/>
+          <w:sz w:val="21"/>
+          <w:szCs w:val="21"/>
+        </w:rPr>
+        <w:t>Groq</w:t>
+      </w:r>
+      <w:proofErr w:type="spellEnd"/>
+      <w:r>
+        <w:rPr>
+          <w:rFonts w:ascii="Calibri" w:eastAsia="Calibri" w:hAnsi="Calibri" w:cs="Calibri"/>
+          <w:i/>
+          <w:iCs/>
+          <w:color w:val="222222"/>
+          <w:sz w:val="21"/>
+          <w:szCs w:val="21"/>
+        </w:rPr>
+        <w:t xml:space="preserve"> LLM API, Docker</w:t>
+      </w:r>
+    </w:p>
+    <w:p>
+      <w:pPr>
+        <w:spacing w:after="20"/>
+        <w:rPr>
+          <w:rFonts w:ascii="Calibri" w:hAnsi="Calibri" w:cs="Calibri"/>
+        </w:rPr>
+      </w:pPr>
+      <w:r>
+        <w:rPr>
+          <w:rFonts w:ascii="Calibri" w:eastAsia="Calibri" w:hAnsi="Calibri" w:cs="Calibri"/>
+          <w:color w:val="222222"/>
+          <w:sz w:val="19"/>
+          <w:szCs w:val="19"/>
+        </w:rPr>
+        <w:t>https://github.com/IanTaiAhn/rag</w:t>
       </w:r>
     </w:p>
     <w:p>
@@ -318,10 +1069,38 @@
           <w:ilvl w:val="0"/>
           <w:numId w:val="2"/>
         </w:numPr>
-        <w:spacing w:before="30" w:after="30"/>
-      </w:pPr>
-      <w:r>
-        <w:t>Improved defect detection and system reliability through structured test design, contributing to comprehensive regression coverage across releases</w:t>
+        <w:spacing w:after="40"/>
+        <w:rPr>
+          <w:rFonts w:ascii="Calibri" w:hAnsi="Calibri" w:cs="Calibri"/>
+          <w:sz w:val="21"/>
+          <w:szCs w:val="21"/>
+        </w:rPr>
+      </w:pPr>
+      <w:r>
+        <w:rPr>
+          <w:rFonts w:ascii="Calibri" w:hAnsi="Calibri" w:cs="Calibri"/>
+          <w:sz w:val="21"/>
+          <w:szCs w:val="21"/>
+        </w:rPr>
+        <w:t xml:space="preserve">Designed, built, and deployed an end-to-end RAG service with custom chunking, FAISS vector storage, and MMR-based diverse retrieval, using a </w:t>
+      </w:r>
+      <w:proofErr w:type="spellStart"/>
+      <w:r>
+        <w:rPr>
+          <w:rFonts w:ascii="Calibri" w:hAnsi="Calibri" w:cs="Calibri"/>
+          <w:sz w:val="21"/>
+          <w:szCs w:val="21"/>
+        </w:rPr>
+        <w:t>FastAPI</w:t>
+      </w:r>
+      <w:proofErr w:type="spellEnd"/>
+      <w:r>
+        <w:rPr>
+          <w:rFonts w:ascii="Calibri" w:hAnsi="Calibri" w:cs="Calibri"/>
+          <w:sz w:val="21"/>
+          <w:szCs w:val="21"/>
+        </w:rPr>
+        <w:t xml:space="preserve"> backend and React frontend live-hosted via Render and GitHub Pages.</w:t>
       </w:r>
     </w:p>
     <w:p>
@@ -331,456 +1110,266 @@
           <w:ilvl w:val="0"/>
           <w:numId w:val="2"/>
         </w:numPr>
-        <w:spacing w:before="30" w:after="30"/>
-      </w:pPr>
-      <w:r>
-        <w:t>Authored a CSV parser that automated a manual 20–</w:t>
+        <w:spacing w:after="40"/>
+        <w:rPr>
+          <w:rFonts w:ascii="Calibri" w:hAnsi="Calibri" w:cs="Calibri"/>
+          <w:sz w:val="21"/>
+          <w:szCs w:val="21"/>
+        </w:rPr>
+      </w:pPr>
+      <w:r>
+        <w:rPr>
+          <w:rFonts w:ascii="Calibri" w:hAnsi="Calibri" w:cs="Calibri"/>
+          <w:sz w:val="21"/>
+          <w:szCs w:val="21"/>
+        </w:rPr>
+        <w:t xml:space="preserve">Migrated from </w:t>
       </w:r>
       <w:proofErr w:type="gramStart"/>
       <w:r>
-        <w:t>30 minute</w:t>
+        <w:rPr>
+          <w:rFonts w:ascii="Calibri" w:hAnsi="Calibri" w:cs="Calibri"/>
+          <w:sz w:val="21"/>
+          <w:szCs w:val="21"/>
+        </w:rPr>
+        <w:t>locally-hosted</w:t>
       </w:r>
       <w:proofErr w:type="gramEnd"/>
       <w:r>
-        <w:t xml:space="preserve"> task, reducing completion time to seconds and saving an estimated </w:t>
-      </w:r>
-      <w:r>
-        <w:t xml:space="preserve">10 </w:t>
-      </w:r>
-      <w:r>
-        <w:t>hours per month</w:t>
+        <w:rPr>
+          <w:rFonts w:ascii="Calibri" w:hAnsi="Calibri" w:cs="Calibri"/>
+          <w:sz w:val="21"/>
+          <w:szCs w:val="21"/>
+        </w:rPr>
+        <w:t xml:space="preserve"> embedding, reranking, and generation models to </w:t>
+      </w:r>
+      <w:proofErr w:type="gramStart"/>
+      <w:r>
+        <w:rPr>
+          <w:rFonts w:ascii="Calibri" w:hAnsi="Calibri" w:cs="Calibri"/>
+          <w:sz w:val="21"/>
+          <w:szCs w:val="21"/>
+        </w:rPr>
+        <w:t>hosted inference</w:t>
+      </w:r>
+      <w:proofErr w:type="gramEnd"/>
+      <w:r>
+        <w:rPr>
+          <w:rFonts w:ascii="Calibri" w:hAnsi="Calibri" w:cs="Calibri"/>
+          <w:sz w:val="21"/>
+          <w:szCs w:val="21"/>
+        </w:rPr>
+        <w:t xml:space="preserve"> APIs, cutting backend dependencies by over half; added async endpoints and a warm-up hook to reduce cold-start latency, and documented architecture trade-offs and rate-limiting behavior from real deployment.</w:t>
       </w:r>
     </w:p>
     <w:p>
       <w:pPr>
         <w:pBdr>
-          <w:bottom w:val="single" w:sz="6" w:space="1" w:color="2E5090"/>
+          <w:bottom w:val="single" w:sz="6" w:space="1" w:color="1F3864"/>
         </w:pBdr>
-        <w:spacing w:before="50" w:after="50"/>
-      </w:pPr>
-    </w:p>
-    <w:p>
-      <w:pPr>
-        <w:pStyle w:val="Heading1"/>
-      </w:pPr>
-      <w:r>
-        <w:t>TECHNICAL SKILLS</w:t>
-      </w:r>
-    </w:p>
-    <w:p>
-      <w:pPr>
-        <w:spacing w:before="30" w:after="20"/>
-      </w:pPr>
-      <w:r>
-        <w:rPr>
+        <w:spacing w:before="110" w:after="50"/>
+        <w:rPr>
+          <w:rFonts w:ascii="Calibri" w:hAnsi="Calibri" w:cs="Calibri"/>
+        </w:rPr>
+      </w:pPr>
+      <w:r>
+        <w:rPr>
+          <w:rFonts w:ascii="Calibri" w:eastAsia="Calibri" w:hAnsi="Calibri" w:cs="Calibri"/>
           <w:b/>
           <w:bCs/>
-        </w:rPr>
-        <w:t>Languages</w:t>
-      </w:r>
-      <w:r>
-        <w:rPr>
+          <w:color w:val="1F3864"/>
+          <w:sz w:val="21"/>
+          <w:szCs w:val="21"/>
+        </w:rPr>
+        <w:t>TECHNICAL SKILLS</w:t>
+      </w:r>
+    </w:p>
+    <w:p>
+      <w:pPr>
+        <w:spacing w:after="20"/>
+        <w:rPr>
+          <w:rFonts w:ascii="Calibri" w:hAnsi="Calibri" w:cs="Calibri"/>
+        </w:rPr>
+      </w:pPr>
+      <w:r>
+        <w:rPr>
+          <w:rFonts w:ascii="Calibri" w:eastAsia="Calibri" w:hAnsi="Calibri" w:cs="Calibri"/>
           <w:b/>
           <w:bCs/>
-        </w:rPr>
-        <w:t xml:space="preserve"> &amp; Frameworks</w:t>
-      </w:r>
-      <w:r>
-        <w:rPr>
+          <w:color w:val="222222"/>
+          <w:sz w:val="21"/>
+          <w:szCs w:val="21"/>
+        </w:rPr>
+        <w:t xml:space="preserve">Languages &amp; Data: </w:t>
+      </w:r>
+      <w:r>
+        <w:rPr>
+          <w:rFonts w:ascii="Calibri" w:eastAsia="Calibri" w:hAnsi="Calibri" w:cs="Calibri"/>
+          <w:color w:val="222222"/>
+          <w:sz w:val="21"/>
+          <w:szCs w:val="21"/>
+        </w:rPr>
+        <w:t>Python, Java, SQL, PostgreSQL, JavaScript/TypeScript, Shell/PowerShell/Bash</w:t>
+      </w:r>
+    </w:p>
+    <w:p>
+      <w:pPr>
+        <w:spacing w:after="20"/>
+        <w:rPr>
+          <w:rFonts w:ascii="Calibri" w:hAnsi="Calibri" w:cs="Calibri"/>
+        </w:rPr>
+      </w:pPr>
+      <w:r>
+        <w:rPr>
+          <w:rFonts w:ascii="Calibri" w:eastAsia="Calibri" w:hAnsi="Calibri" w:cs="Calibri"/>
           <w:b/>
           <w:bCs/>
-        </w:rPr>
-        <w:t xml:space="preserve">: </w:t>
-      </w:r>
-      <w:r>
-        <w:t>Python, R, JavaScript,</w:t>
-      </w:r>
-      <w:r>
-        <w:t xml:space="preserve"> TypeScript,</w:t>
-      </w:r>
-      <w:r>
-        <w:t xml:space="preserve"> SQL</w:t>
-      </w:r>
-      <w:r>
-        <w:t>,</w:t>
-      </w:r>
-      <w:r>
-        <w:t xml:space="preserve"> PostgreSQL</w:t>
-      </w:r>
-      <w:r>
-        <w:t>,</w:t>
-      </w:r>
-      <w:r>
-        <w:t xml:space="preserve"> Java</w:t>
-      </w:r>
-      <w:r>
-        <w:t>, React, Django, Tailwind, Robot Framework</w:t>
-      </w:r>
-    </w:p>
-    <w:p>
-      <w:pPr>
-        <w:spacing w:before="20" w:after="20"/>
-      </w:pPr>
-      <w:r>
-        <w:rPr>
+          <w:color w:val="222222"/>
+          <w:sz w:val="21"/>
+          <w:szCs w:val="21"/>
+        </w:rPr>
+        <w:t xml:space="preserve">NLP &amp; AI: </w:t>
+      </w:r>
+      <w:r>
+        <w:rPr>
+          <w:rFonts w:ascii="Calibri" w:eastAsia="Calibri" w:hAnsi="Calibri" w:cs="Calibri"/>
+          <w:color w:val="222222"/>
+          <w:sz w:val="21"/>
+          <w:szCs w:val="21"/>
+        </w:rPr>
+        <w:t xml:space="preserve">custom RAG architectures, LLM APIs (Anthropic Claude, </w:t>
+      </w:r>
+      <w:proofErr w:type="spellStart"/>
+      <w:r>
+        <w:rPr>
+          <w:rFonts w:ascii="Calibri" w:eastAsia="Calibri" w:hAnsi="Calibri" w:cs="Calibri"/>
+          <w:color w:val="222222"/>
+          <w:sz w:val="21"/>
+          <w:szCs w:val="21"/>
+        </w:rPr>
+        <w:t>Groq</w:t>
+      </w:r>
+      <w:proofErr w:type="spellEnd"/>
+      <w:r>
+        <w:rPr>
+          <w:rFonts w:ascii="Calibri" w:eastAsia="Calibri" w:hAnsi="Calibri" w:cs="Calibri"/>
+          <w:color w:val="222222"/>
+          <w:sz w:val="21"/>
+          <w:szCs w:val="21"/>
+        </w:rPr>
+        <w:t xml:space="preserve">, OpenAI), prompt engineering, structured output generation, </w:t>
+      </w:r>
+      <w:proofErr w:type="spellStart"/>
+      <w:r>
+        <w:rPr>
+          <w:rFonts w:ascii="Calibri" w:eastAsia="Calibri" w:hAnsi="Calibri" w:cs="Calibri"/>
+          <w:color w:val="222222"/>
+          <w:sz w:val="21"/>
+          <w:szCs w:val="21"/>
+        </w:rPr>
+        <w:t>Pydantic</w:t>
+      </w:r>
+      <w:proofErr w:type="spellEnd"/>
+      <w:r>
+        <w:rPr>
+          <w:rFonts w:ascii="Calibri" w:eastAsia="Calibri" w:hAnsi="Calibri" w:cs="Calibri"/>
+          <w:color w:val="222222"/>
+          <w:sz w:val="21"/>
+          <w:szCs w:val="21"/>
+        </w:rPr>
+        <w:t>, pandas, NumPy</w:t>
+      </w:r>
+    </w:p>
+    <w:p>
+      <w:pPr>
+        <w:spacing w:after="20"/>
+        <w:rPr>
+          <w:rFonts w:ascii="Calibri" w:hAnsi="Calibri" w:cs="Calibri"/>
+        </w:rPr>
+      </w:pPr>
+      <w:r>
+        <w:rPr>
+          <w:rFonts w:ascii="Calibri" w:eastAsia="Calibri" w:hAnsi="Calibri" w:cs="Calibri"/>
           <w:b/>
           <w:bCs/>
-        </w:rPr>
-        <w:t xml:space="preserve">ML &amp; Statistics: </w:t>
+          <w:color w:val="222222"/>
+          <w:sz w:val="21"/>
+          <w:szCs w:val="21"/>
+        </w:rPr>
+        <w:t xml:space="preserve">Cloud &amp; Platform: </w:t>
+      </w:r>
+      <w:r>
+        <w:rPr>
+          <w:rFonts w:ascii="Calibri" w:eastAsia="Calibri" w:hAnsi="Calibri" w:cs="Calibri"/>
+          <w:color w:val="222222"/>
+          <w:sz w:val="21"/>
+          <w:szCs w:val="21"/>
+        </w:rPr>
+        <w:t xml:space="preserve">Kubernetes, Docker, Helm, Ansible, </w:t>
       </w:r>
       <w:proofErr w:type="spellStart"/>
       <w:r>
-        <w:t>PyTorch</w:t>
+        <w:rPr>
+          <w:rFonts w:ascii="Calibri" w:eastAsia="Calibri" w:hAnsi="Calibri" w:cs="Calibri"/>
+          <w:color w:val="222222"/>
+          <w:sz w:val="21"/>
+          <w:szCs w:val="21"/>
+        </w:rPr>
+        <w:t>Kyverno</w:t>
       </w:r>
       <w:proofErr w:type="spellEnd"/>
       <w:r>
-        <w:t xml:space="preserve">, TensorFlow, scikit-learn, </w:t>
-      </w:r>
-      <w:r>
-        <w:t>Two-Stage Least Squares</w:t>
-      </w:r>
-      <w:r>
-        <w:t>, Instrument</w:t>
-      </w:r>
-      <w:r>
-        <w:t>al</w:t>
-      </w:r>
-      <w:r>
-        <w:t xml:space="preserve"> Variables</w:t>
-      </w:r>
-      <w:r>
-        <w:t>, OLS, statistical modeling</w:t>
-      </w:r>
-    </w:p>
-    <w:p>
-      <w:pPr>
-        <w:spacing w:before="20" w:after="20"/>
-      </w:pPr>
-      <w:r>
-        <w:rPr>
+        <w:rPr>
+          <w:rFonts w:ascii="Calibri" w:eastAsia="Calibri" w:hAnsi="Calibri" w:cs="Calibri"/>
+          <w:color w:val="222222"/>
+          <w:sz w:val="21"/>
+          <w:szCs w:val="21"/>
+        </w:rPr>
+        <w:t>, Prometheus, Grafana, Splunk, CI/CD</w:t>
+      </w:r>
+    </w:p>
+    <w:p>
+      <w:pPr>
+        <w:spacing w:after="20"/>
+        <w:rPr>
+          <w:rFonts w:ascii="Calibri" w:hAnsi="Calibri" w:cs="Calibri"/>
+        </w:rPr>
+      </w:pPr>
+      <w:r>
+        <w:rPr>
+          <w:rFonts w:ascii="Calibri" w:eastAsia="Calibri" w:hAnsi="Calibri" w:cs="Calibri"/>
           <w:b/>
           <w:bCs/>
-        </w:rPr>
-        <w:t xml:space="preserve">Data: </w:t>
-      </w:r>
-      <w:r>
-        <w:t>pandas, NumPy, data cleaning, feature engineering, dataset preparation</w:t>
-      </w:r>
-      <w:r>
-        <w:t>, re-labeling</w:t>
-      </w:r>
-    </w:p>
-    <w:p>
-      <w:pPr>
-        <w:spacing w:before="20" w:after="20"/>
-      </w:pPr>
-      <w:r>
-        <w:rPr>
-          <w:b/>
-          <w:bCs/>
-        </w:rPr>
-        <w:t xml:space="preserve">LLMs &amp; RAG: </w:t>
-      </w:r>
-      <w:r>
-        <w:t>Embeddings, vector databases (FAISS), end-to-end Retrieval-Augmented Generation (RAG) pipelines</w:t>
-      </w:r>
-    </w:p>
-    <w:p>
-      <w:pPr>
-        <w:spacing w:before="20" w:after="20"/>
-      </w:pPr>
-      <w:r>
-        <w:rPr>
-          <w:b/>
-          <w:bCs/>
-        </w:rPr>
-        <w:t xml:space="preserve">DevOps &amp; Cloud: </w:t>
-      </w:r>
-      <w:r>
-        <w:t xml:space="preserve">Kubernetes (K8s), Docker, Helm, Istio, Ansible, </w:t>
+          <w:color w:val="222222"/>
+          <w:sz w:val="21"/>
+          <w:szCs w:val="21"/>
+        </w:rPr>
+        <w:t xml:space="preserve">Frameworks &amp; Tools: </w:t>
       </w:r>
       <w:proofErr w:type="spellStart"/>
       <w:r>
-        <w:t>Kyverno</w:t>
+        <w:rPr>
+          <w:rFonts w:ascii="Calibri" w:eastAsia="Calibri" w:hAnsi="Calibri" w:cs="Calibri"/>
+          <w:color w:val="222222"/>
+          <w:sz w:val="21"/>
+          <w:szCs w:val="21"/>
+        </w:rPr>
+        <w:t>FastAPI</w:t>
       </w:r>
       <w:proofErr w:type="spellEnd"/>
       <w:r>
-        <w:t>, Amazon Web Services (AWS)</w:t>
-      </w:r>
-      <w:r>
-        <w:t>, Linux</w:t>
-      </w:r>
-    </w:p>
-    <w:p>
-      <w:pPr>
-        <w:spacing w:before="20" w:after="60"/>
-      </w:pPr>
-      <w:r>
-        <w:rPr>
-          <w:b/>
-          <w:bCs/>
-        </w:rPr>
-        <w:t>Other</w:t>
-      </w:r>
-      <w:r>
-        <w:rPr>
-          <w:b/>
-          <w:bCs/>
-        </w:rPr>
-        <w:t xml:space="preserve">: </w:t>
-      </w:r>
-      <w:r>
-        <w:t>Git, REST APIs, Agile</w:t>
-      </w:r>
-    </w:p>
-    <w:p>
-      <w:pPr>
-        <w:pBdr>
-          <w:bottom w:val="single" w:sz="6" w:space="1" w:color="2E5090"/>
-        </w:pBdr>
-        <w:spacing w:before="50" w:after="50"/>
-      </w:pPr>
-    </w:p>
-    <w:p>
-      <w:pPr>
-        <w:pStyle w:val="Heading1"/>
-      </w:pPr>
-      <w:r>
-        <w:t>PROJECTS</w:t>
-      </w:r>
-    </w:p>
-    <w:p>
-      <w:pPr>
-        <w:spacing w:before="80" w:after="15"/>
-      </w:pPr>
-      <w:r>
-        <w:rPr>
-          <w:b/>
-          <w:bCs/>
-          <w:sz w:val="21"/>
-          <w:szCs w:val="21"/>
-        </w:rPr>
-        <w:t xml:space="preserve">RAG </w:t>
-      </w:r>
-      <w:proofErr w:type="gramStart"/>
-      <w:r>
-        <w:rPr>
-          <w:b/>
-          <w:bCs/>
-          <w:sz w:val="21"/>
-          <w:szCs w:val="21"/>
-        </w:rPr>
-        <w:t>Pipeline</w:t>
-      </w:r>
-      <w:r>
-        <w:rPr>
-          <w:color w:val="555555"/>
-        </w:rPr>
-        <w:t xml:space="preserve">  |</w:t>
-      </w:r>
-      <w:proofErr w:type="gramEnd"/>
-      <w:r>
-        <w:rPr>
-          <w:color w:val="555555"/>
-        </w:rPr>
-        <w:t xml:space="preserve">  </w:t>
-      </w:r>
-      <w:r>
-        <w:rPr>
-          <w:i/>
-          <w:iCs/>
-          <w:color w:val="555555"/>
-        </w:rPr>
-        <w:t xml:space="preserve">Python, React, FAISS </w:t>
-      </w:r>
-      <w:r>
-        <w:rPr>
-          <w:i/>
-          <w:iCs/>
-          <w:color w:val="555555"/>
-        </w:rPr>
-        <w:t xml:space="preserve"> </w:t>
-      </w:r>
-      <w:r>
-        <w:rPr>
-          <w:color w:val="555555"/>
-        </w:rPr>
-        <w:t xml:space="preserve">| </w:t>
-      </w:r>
-      <w:hyperlink r:id="rId8" w:history="1">
-        <w:r>
-          <w:rPr>
-            <w:rStyle w:val="Hyperlink"/>
-          </w:rPr>
-          <w:t>https://github.com/IanTaiAhn/rag/</w:t>
-        </w:r>
-      </w:hyperlink>
-    </w:p>
-    <w:p>
-      <w:pPr>
-        <w:pStyle w:val="ListParagraph"/>
-        <w:numPr>
-          <w:ilvl w:val="0"/>
-          <w:numId w:val="2"/>
-        </w:numPr>
-        <w:spacing w:before="30" w:after="30"/>
-      </w:pPr>
-      <w:r>
-        <w:t>Built an end-to-end RAG pipeline covering document ingestion, preprocessing, chunking, embedding generation, vector storage, and semantic retrieval</w:t>
-      </w:r>
-    </w:p>
-    <w:p>
-      <w:pPr>
-        <w:pStyle w:val="ListParagraph"/>
-        <w:numPr>
-          <w:ilvl w:val="0"/>
-          <w:numId w:val="2"/>
-        </w:numPr>
-        <w:spacing w:before="30" w:after="30"/>
-      </w:pPr>
-      <w:r>
-        <w:t>Designed a multi-index FAISS system with full CRUD support and explicit index selection for isolated, context-aware retrieval</w:t>
-      </w:r>
-    </w:p>
-    <w:p>
-      <w:pPr>
-        <w:pBdr>
-          <w:bottom w:val="single" w:sz="6" w:space="1" w:color="2E5090"/>
-        </w:pBdr>
-        <w:spacing w:before="50" w:after="50"/>
-      </w:pPr>
-    </w:p>
-    <w:p>
-      <w:pPr>
-        <w:pStyle w:val="Heading1"/>
-      </w:pPr>
-      <w:r>
-        <w:t>EDUCATION</w:t>
-      </w:r>
-    </w:p>
-    <w:p>
-      <w:pPr>
-        <w:tabs>
-          <w:tab w:val="right" w:pos="9026"/>
-        </w:tabs>
-        <w:spacing w:before="80"/>
-      </w:pPr>
-      <w:r>
-        <w:rPr>
-          <w:b/>
-          <w:bCs/>
-          <w:sz w:val="21"/>
-          <w:szCs w:val="21"/>
-        </w:rPr>
-        <w:t xml:space="preserve">M.S., Data </w:t>
-      </w:r>
-      <w:proofErr w:type="gramStart"/>
-      <w:r>
-        <w:rPr>
-          <w:b/>
-          <w:bCs/>
-          <w:sz w:val="21"/>
-          <w:szCs w:val="21"/>
-        </w:rPr>
-        <w:t>Science</w:t>
-      </w:r>
-      <w:r>
-        <w:rPr>
-          <w:color w:val="555555"/>
-        </w:rPr>
-        <w:t xml:space="preserve">  |</w:t>
-      </w:r>
-      <w:proofErr w:type="gramEnd"/>
-      <w:r>
-        <w:rPr>
-          <w:color w:val="555555"/>
-        </w:rPr>
-        <w:t xml:space="preserve">  </w:t>
-      </w:r>
-      <w:r>
-        <w:t>Graduate Certificate, Computational Data Science &amp; Machine Learning</w:t>
-      </w:r>
-      <w:r>
-        <w:rPr>
-          <w:color w:val="555555"/>
-        </w:rPr>
-        <w:tab/>
-        <w:t>202</w:t>
-      </w:r>
-      <w:r>
-        <w:rPr>
-          <w:color w:val="555555"/>
-        </w:rPr>
-        <w:t>5</w:t>
-      </w:r>
-    </w:p>
-    <w:p>
-      <w:pPr>
-        <w:spacing w:before="15" w:after="30"/>
-      </w:pPr>
-      <w:r>
-        <w:rPr>
-          <w:color w:val="555555"/>
-        </w:rPr>
-        <w:t>Weber State University, Ogden, UT</w:t>
-      </w:r>
-      <w:r>
-        <w:rPr>
-          <w:color w:val="555555"/>
-        </w:rPr>
-        <w:t>, GPA 3.85</w:t>
-      </w:r>
-    </w:p>
-    <w:p>
-      <w:pPr>
-        <w:tabs>
-          <w:tab w:val="right" w:pos="9026"/>
-        </w:tabs>
-        <w:spacing w:before="80"/>
-      </w:pPr>
-      <w:r>
-        <w:rPr>
-          <w:b/>
-          <w:bCs/>
-          <w:sz w:val="21"/>
-          <w:szCs w:val="21"/>
-        </w:rPr>
-        <w:t>B.S., Computer Science</w:t>
-      </w:r>
-      <w:r>
-        <w:rPr>
-          <w:color w:val="555555"/>
-        </w:rPr>
-        <w:tab/>
-        <w:t>202</w:t>
-      </w:r>
-      <w:r>
-        <w:rPr>
-          <w:color w:val="555555"/>
-        </w:rPr>
-        <w:t>3</w:t>
-      </w:r>
-    </w:p>
-    <w:p>
-      <w:pPr>
-        <w:spacing w:before="15" w:after="30"/>
-      </w:pPr>
-      <w:r>
-        <w:rPr>
-          <w:color w:val="555555"/>
-        </w:rPr>
-        <w:t>Weber State University, Ogden, UT</w:t>
-      </w:r>
-      <w:r>
-        <w:rPr>
-          <w:color w:val="555555"/>
-        </w:rPr>
-        <w:t>, GPA 3.93</w:t>
+        <w:rPr>
+          <w:rFonts w:ascii="Calibri" w:eastAsia="Calibri" w:hAnsi="Calibri" w:cs="Calibri"/>
+          <w:color w:val="222222"/>
+          <w:sz w:val="21"/>
+          <w:szCs w:val="21"/>
+        </w:rPr>
+        <w:t>, React, REST APIs, Git, Agile/Scrum, JIRA, Confluence, Robot Framework</w:t>
       </w:r>
     </w:p>
     <w:sectPr>
       <w:pgSz w:w="12240" w:h="15840"/>
-      <w:pgMar w:top="620" w:right="680" w:bottom="620" w:left="680" w:header="708" w:footer="708" w:gutter="0"/>
+      <w:pgMar w:top="400" w:right="650" w:bottom="400" w:left="650" w:header="708" w:footer="708" w:gutter="0"/>
       <w:cols w:space="720"/>
       <w:docGrid w:linePitch="360"/>
     </w:sectPr>
@@ -791,10 +1380,10 @@
 <file path=word/numbering.xml><?xml version="1.0" encoding="utf-8"?>
 <w:numbering xmlns:wpc="http://schemas.microsoft.com/office/word/2010/wordprocessingCanvas" xmlns:cx="http://schemas.microsoft.com/office/drawing/2014/chartex" xmlns:cx1="http://schemas.microsoft.com/office/drawing/2015/9/8/chartex" xmlns:cx2="http://schemas.microsoft.com/office/drawing/2015/10/21/chartex" xmlns:cx3="http://schemas.microsoft.com/office/drawing/2016/5/9/chartex" xmlns:cx4="http://schemas.microsoft.com/office/drawing/2016/5/10/chartex" xmlns:cx5="http://schemas.microsoft.com/office/drawing/2016/5/11/chartex" xmlns:cx6="http://schemas.microsoft.com/office/drawing/2016/5/12/chartex" xmlns:cx7="http://schemas.microsoft.com/office/drawing/2016/5/13/chartex" xmlns:cx8="http://schemas.microsoft.com/office/drawing/2016/5/14/chartex" xmlns:mc="http://schemas.openxmlformats.org/markup-compatibility/2006" xmlns:aink="http://schemas.microsoft.com/office/drawing/2016/ink" xmlns:am3d="http://schemas.microsoft.com/office/drawing/2017/model3d" xmlns:o="urn:schemas-microsoft-com:office:office" xmlns:oel="http://schemas.microsoft.com/office/2019/extlst" xmlns:r="http://schemas.openxmlformats.org/officeDocument/2006/relationships" xmlns:m="http://schemas.openxmlformats.org/officeDocument/2006/math" xmlns:v="urn:schemas-microsoft-com:vml" xmlns:wp14="http://schemas.microsoft.com/office/word/2010/wordprocessingDrawing" xmlns:wp="http://schemas.openxmlformats.org/drawingml/2006/wordprocessingDrawing" xmlns:w10="urn:schemas-microsoft-com:office:word" xmlns:w="http://schemas.openxmlformats.org/wordprocessingml/2006/main" xmlns:w14="http://schemas.microsoft.com/office/word/2010/wordml" xmlns:w15="http://schemas.microsoft.com/office/word/2012/wordml" xmlns:w16cex="http://schemas.microsoft.com/office/word/2018/wordml/cex" xmlns:w16cid="http://schemas.microsoft.com/office/word/2016/wordml/cid" xmlns:w16="http://schemas.microsoft.com/office/word/2018/wordml" xmlns:w16du="http://schemas.microsoft.com/office/word/2023/wordml/word16du" xmlns:w16sdtdh="http://schemas.microsoft.com/office/word/2020/wordml/sdtdatahash" xmlns:w16sdtfl="http://schemas.microsoft.com/office/word/2024/wordml/sdtformatlock" xmlns:w16se="http://schemas.microsoft.com/office/word/2015/wordml/symex" xmlns:wpg="http://schemas.microsoft.com/office/word/2010/wordprocessingGroup" xmlns:wpi="http://schemas.microsoft.com/office/word/2010/wordprocessingInk" xmlns:wne="http://schemas.microsoft.com/office/word/2006/wordml" xmlns:wps="http://schemas.microsoft.com/office/word/2010/wordprocessingShape" mc:Ignorable="w14 w15 w16se w16cid w16 w16cex w16sdtdh w16sdtfl w16du wp14">
   <w:abstractNum w:abstractNumId="0" w15:restartNumberingAfterBreak="0">
-    <w:nsid w:val="440A06DE"/>
+    <w:nsid w:val="0CFE206E"/>
     <w:multiLevelType w:val="hybridMultilevel"/>
-    <w:tmpl w:val="485419F0"/>
-    <w:lvl w:ilvl="0" w:tplc="6E5668E4">
+    <w:tmpl w:val="9F061BC8"/>
+    <w:lvl w:ilvl="0" w:tplc="3240103A">
       <w:start w:val="1"/>
       <w:numFmt w:val="bullet"/>
       <w:lvlText w:val="●"/>
@@ -803,7 +1392,7 @@
         <w:ind w:left="720" w:hanging="360"/>
       </w:pPr>
     </w:lvl>
-    <w:lvl w:ilvl="1" w:tplc="83FA7084">
+    <w:lvl w:ilvl="1" w:tplc="EE12D636">
       <w:start w:val="1"/>
       <w:numFmt w:val="bullet"/>
       <w:lvlText w:val="○"/>
@@ -812,7 +1401,7 @@
         <w:ind w:left="1440" w:hanging="360"/>
       </w:pPr>
     </w:lvl>
-    <w:lvl w:ilvl="2" w:tplc="1668E944">
+    <w:lvl w:ilvl="2" w:tplc="905A3DF4">
       <w:start w:val="1"/>
       <w:numFmt w:val="bullet"/>
       <w:lvlText w:val="■"/>
@@ -821,7 +1410,7 @@
         <w:ind w:left="2160" w:hanging="360"/>
       </w:pPr>
     </w:lvl>
-    <w:lvl w:ilvl="3" w:tplc="5B645E24">
+    <w:lvl w:ilvl="3" w:tplc="410CEFCC">
       <w:start w:val="1"/>
       <w:numFmt w:val="bullet"/>
       <w:lvlText w:val="●"/>
@@ -830,7 +1419,7 @@
         <w:ind w:left="2880" w:hanging="360"/>
       </w:pPr>
     </w:lvl>
-    <w:lvl w:ilvl="4" w:tplc="214CDD1E">
+    <w:lvl w:ilvl="4" w:tplc="0E148E08">
       <w:start w:val="1"/>
       <w:numFmt w:val="bullet"/>
       <w:lvlText w:val="○"/>
@@ -839,7 +1428,7 @@
         <w:ind w:left="3600" w:hanging="360"/>
       </w:pPr>
     </w:lvl>
-    <w:lvl w:ilvl="5" w:tplc="5CA23A98">
+    <w:lvl w:ilvl="5" w:tplc="331ACAA8">
       <w:start w:val="1"/>
       <w:numFmt w:val="bullet"/>
       <w:lvlText w:val="■"/>
@@ -848,7 +1437,7 @@
         <w:ind w:left="4320" w:hanging="360"/>
       </w:pPr>
     </w:lvl>
-    <w:lvl w:ilvl="6" w:tplc="42B800BE">
+    <w:lvl w:ilvl="6" w:tplc="3070A3A4">
       <w:start w:val="1"/>
       <w:numFmt w:val="bullet"/>
       <w:lvlText w:val="●"/>
@@ -857,7 +1446,7 @@
         <w:ind w:left="5040" w:hanging="360"/>
       </w:pPr>
     </w:lvl>
-    <w:lvl w:ilvl="7" w:tplc="D75A5A90">
+    <w:lvl w:ilvl="7" w:tplc="60D2BBC8">
       <w:start w:val="1"/>
       <w:numFmt w:val="bullet"/>
       <w:lvlText w:val="●"/>
@@ -866,7 +1455,7 @@
         <w:ind w:left="5760" w:hanging="360"/>
       </w:pPr>
     </w:lvl>
-    <w:lvl w:ilvl="8" w:tplc="AFEA28E8">
+    <w:lvl w:ilvl="8" w:tplc="99E8DEF4">
       <w:start w:val="1"/>
       <w:numFmt w:val="bullet"/>
       <w:lvlText w:val="●"/>
@@ -877,66 +1466,66 @@
     </w:lvl>
   </w:abstractNum>
   <w:abstractNum w:abstractNumId="1" w15:restartNumberingAfterBreak="0">
-    <w:nsid w:val="4FD446A1"/>
+    <w:nsid w:val="79FD2400"/>
     <w:multiLevelType w:val="hybridMultilevel"/>
-    <w:tmpl w:val="BF84BA10"/>
-    <w:lvl w:ilvl="0" w:tplc="7E1EE7DA">
+    <w:tmpl w:val="932CA8BE"/>
+    <w:lvl w:ilvl="0" w:tplc="09961BD0">
       <w:start w:val="1"/>
       <w:numFmt w:val="bullet"/>
       <w:lvlText w:val="•"/>
       <w:lvlJc w:val="left"/>
       <w:pPr>
-        <w:ind w:left="450" w:hanging="250"/>
+        <w:ind w:left="270" w:hanging="180"/>
       </w:pPr>
     </w:lvl>
-    <w:lvl w:ilvl="1" w:tplc="2064233C">
+    <w:lvl w:ilvl="1" w:tplc="4D3EA1F6">
       <w:numFmt w:val="decimal"/>
       <w:lvlText w:val=""/>
       <w:lvlJc w:val="left"/>
     </w:lvl>
-    <w:lvl w:ilvl="2" w:tplc="32622594">
+    <w:lvl w:ilvl="2" w:tplc="F17A5780">
       <w:numFmt w:val="decimal"/>
       <w:lvlText w:val=""/>
       <w:lvlJc w:val="left"/>
     </w:lvl>
-    <w:lvl w:ilvl="3" w:tplc="2C368BC6">
+    <w:lvl w:ilvl="3" w:tplc="5D026A1E">
       <w:numFmt w:val="decimal"/>
       <w:lvlText w:val=""/>
       <w:lvlJc w:val="left"/>
     </w:lvl>
-    <w:lvl w:ilvl="4" w:tplc="B7468566">
+    <w:lvl w:ilvl="4" w:tplc="58182B48">
       <w:numFmt w:val="decimal"/>
       <w:lvlText w:val=""/>
       <w:lvlJc w:val="left"/>
     </w:lvl>
-    <w:lvl w:ilvl="5" w:tplc="0B563A12">
+    <w:lvl w:ilvl="5" w:tplc="B540FB3A">
       <w:numFmt w:val="decimal"/>
       <w:lvlText w:val=""/>
       <w:lvlJc w:val="left"/>
     </w:lvl>
-    <w:lvl w:ilvl="6" w:tplc="25F4728E">
+    <w:lvl w:ilvl="6" w:tplc="883AAB54">
       <w:numFmt w:val="decimal"/>
       <w:lvlText w:val=""/>
       <w:lvlJc w:val="left"/>
     </w:lvl>
-    <w:lvl w:ilvl="7" w:tplc="4754F142">
+    <w:lvl w:ilvl="7" w:tplc="5D7E0432">
       <w:numFmt w:val="decimal"/>
       <w:lvlText w:val=""/>
       <w:lvlJc w:val="left"/>
     </w:lvl>
-    <w:lvl w:ilvl="8" w:tplc="20CC92BE">
+    <w:lvl w:ilvl="8" w:tplc="5530657E">
       <w:numFmt w:val="decimal"/>
       <w:lvlText w:val=""/>
       <w:lvlJc w:val="left"/>
     </w:lvl>
   </w:abstractNum>
-  <w:num w:numId="1" w16cid:durableId="958873465">
+  <w:num w:numId="1" w16cid:durableId="1333335038">
     <w:abstractNumId w:val="0"/>
     <w:lvlOverride w:ilvl="0">
       <w:startOverride w:val="1"/>
     </w:lvlOverride>
   </w:num>
-  <w:num w:numId="2" w16cid:durableId="1698266742">
+  <w:num w:numId="2" w16cid:durableId="1684865761">
     <w:abstractNumId w:val="1"/>
     <w:lvlOverride w:ilvl="0">
       <w:startOverride w:val="1"/>
@@ -950,8 +1539,7 @@
   <w:docDefaults>
     <w:rPrDefault>
       <w:rPr>
-        <w:rFonts w:ascii="Calibri" w:eastAsia="Calibri" w:hAnsi="Calibri" w:cs="Calibri"/>
-        <w:color w:val="2B2B2B"/>
+        <w:rFonts w:ascii="Times New Roman" w:eastAsia="Times New Roman" w:hAnsi="Times New Roman" w:cs="Times New Roman"/>
         <w:lang w:val="en-US" w:eastAsia="en-US" w:bidi="ar-SA"/>
       </w:rPr>
     </w:rPrDefault>
@@ -1344,15 +1932,12 @@
     <w:uiPriority w:val="9"/>
     <w:qFormat/>
     <w:pPr>
-      <w:spacing w:before="160" w:after="50"/>
       <w:outlineLvl w:val="0"/>
     </w:pPr>
     <w:rPr>
-      <w:b/>
-      <w:bCs/>
-      <w:color w:val="2E5090"/>
-      <w:sz w:val="22"/>
-      <w:szCs w:val="22"/>
+      <w:color w:val="2E74B5"/>
+      <w:sz w:val="32"/>
+      <w:szCs w:val="32"/>
     </w:rPr>
   </w:style>
   <w:style w:type="paragraph" w:styleId="Heading2">
@@ -1429,6 +2014,7 @@
   <w:style w:type="character" w:default="1" w:styleId="DefaultParagraphFont">
     <w:name w:val="Default Paragraph Font"/>
     <w:uiPriority w:val="1"/>
+    <w:semiHidden/>
     <w:unhideWhenUsed/>
   </w:style>
   <w:style w:type="table" w:default="1" w:styleId="TableNormal">
@@ -1536,25 +2122,13 @@
       <w:szCs w:val="20"/>
     </w:rPr>
   </w:style>
-  <w:style w:type="character" w:styleId="FollowedHyperlink">
-    <w:name w:val="FollowedHyperlink"/>
-    <w:basedOn w:val="DefaultParagraphFont"/>
-    <w:uiPriority w:val="99"/>
-    <w:semiHidden/>
-    <w:unhideWhenUsed/>
-    <w:rsid w:val="004740DE"/>
-    <w:rPr>
-      <w:color w:val="96607D" w:themeColor="followedHyperlink"/>
-      <w:u w:val="single"/>
-    </w:rPr>
-  </w:style>
   <w:style w:type="character" w:styleId="UnresolvedMention">
     <w:name w:val="Unresolved Mention"/>
     <w:basedOn w:val="DefaultParagraphFont"/>
     <w:uiPriority w:val="99"/>
     <w:semiHidden/>
     <w:unhideWhenUsed/>
-    <w:rsid w:val="000562BA"/>
+    <w:rsid w:val="00953D09"/>
     <w:rPr>
       <w:color w:val="605E5C"/>
       <w:shd w:val="clear" w:color="auto" w:fill="E1DFDD"/>
